--- a/Periodicals/JF/Volume 80, Issue 2/The Impact of Minority Representation at Mortgage Lenders/The Impact of Minority Representation at Mortgage Lenders_output.docx
+++ b/Periodicals/JF/Volume 80, Issue 2/The Impact of Minority Representation at Mortgage Lenders/The Impact of Minority Representation at Mortgage Lenders_output.docx
@@ -57,12 +57,12 @@
     </w:p>
     <w:p>
       <w:r>
-        <w:t>AI标题: 少数族裔软信息优势显现：房贷市场信贷包容性缺口实证</w:t>
+        <w:t>AI标题: 少数族裔代表重塑信贷公平：软信息优势破解自动化审批盲区</w:t>
       </w:r>
     </w:p>
     <w:p>
       <w:r>
-        <w:t>AI精炼: **少数族裔贷款官如何打破房贷市场的隐形壁垒？**  这篇经济学论文探讨了美国房贷市场中少数族裔贷款官的代表性不足如何影响少数族裔借款人的信贷获取。研究发现，少数族裔贷款官仅占行业15%（远低于其占总劳动力的39%），而少数族裔借款人申请完成率、批准率和贷款发放率均显著低于白人，但若匹配少数族裔贷款官，这些差距可缩小1-2个百分点，且贷款违约风险同步降低。  传统观点认为，在依赖“硬信息”（如信用评分）的竞争性房贷市场中，种族差异应被自动化系统弱化。然而，作者通过匹配全美贷款官数据（NMLS）与房贷申请记录（HMDA），结合姓名地理编码技术推断族裔，发现少数族裔贷款官能通过“软信息”优势（如帮助非英语母语者完善材料、识别非传统收入来源）优化申请质量，从而提升审批通过率并降低违约风险。研究采用工具变量法（如分支机构工作日排班模式）解决内生性匹配问题，验证了结论的稳健性。  这项研究揭示了劳动力市场多样性对金融包容性的关键作用：少数族裔贷款官的信息优势不仅能弥合信贷差距，还能提升市场效率。这一发现对优化金融机构人员结构、促进公平信贷政策具有重要启示。</w:t>
+        <w:t>AI精炼: 这篇研究揭示了抵押贷款市场中少数族裔代表性缺失的关键矛盾：当少数族裔借款人与同族裔贷款官员合作时，贷款完成率提升2%、审批率差距缩小3%，违约风险甚至降低1.7个百分点。论文通过整合全美贷款官员注册数据（NMLS）与抵押申请数据（HMDA），首次实证证明了贷款官员的种族身份如何通过"软信息优势"影响信贷公平——例如少数族裔官员更擅长帮助非英语母语者完善材料，或挖掘非传统收入证明。研究创新地采用"同分行同日申请占比"作为工具变量，排除了内生性干扰，证实劳动力市场多样性不足直接加剧了少数族裔的信贷排斥。与传统认为自动化审批消除偏见的观点不同，该发现指出：在硬信息主导的金融体系中，人力交互环节仍存在隐性信息壁垒，而提升少数族裔从业者比例可同步实现信贷扩张与风险控制的双重优化。</w:t>
       </w:r>
     </w:p>
     <w:p>
@@ -72,65 +72,55 @@
     </w:p>
     <w:p>
       <w:r>
+        <w:t>NMLS数据</w:t>
+      </w:r>
+    </w:p>
+    <w:p>
+      <w:r>
+        <w:t>HMDA数据</w:t>
+      </w:r>
+    </w:p>
+    <w:p>
+      <w:r>
+        <w:t>工具变量法</w:t>
+      </w:r>
+    </w:p>
+    <w:p>
+      <w:r>
+        <w:t>BIFSG算法</w:t>
+      </w:r>
+    </w:p>
+    <w:p>
+      <w:r>
         <w:t>软信息优势</w:t>
       </w:r>
     </w:p>
     <w:p>
       <w:r>
-        <w:t>自动化核批系统(AUS)</w:t>
+        <w:t>自动核批系统</w:t>
       </w:r>
     </w:p>
     <w:p>
       <w:r>
-        <w:t>工具变量法(IV)</w:t>
+        <w:t>固定效应模型</w:t>
       </w:r>
     </w:p>
     <w:p>
       <w:r>
-        <w:t>高自由裁量申请</w:t>
+        <w:t>跨部门分析</w:t>
       </w:r>
     </w:p>
     <w:p>
       <w:r>
-        <w:t>BIFSG族裔推断模型</w:t>
-      </w:r>
-    </w:p>
-    <w:p>
-      <w:r>
-        <w:t>信贷包容性缺口</w:t>
-      </w:r>
-    </w:p>
-    <w:p>
-      <w:r>
-        <w:t>违约风险离散度</w:t>
-      </w:r>
-    </w:p>
-    <w:p>
-      <w:r>
-        <w:t>跨机构工作流匹配</w:t>
-      </w:r>
-    </w:p>
-    <w:p>
-      <w:r>
-        <w:t xml:space="preserve">学术要点: 学术要点 1：软信息优势（Soft Information Advantage）|||  </w:t>
+        <w:t>学术要点: 学术要点 1：软信息优势（Soft Information Advantage） 少数族裔贷款官员通过文化接近性获取非传统收入证明、语言协助等难以量化的信息，能够更精准评估少数族裔借款人的信用风险。|||</w:t>
         <w:br/>
-        <w:t xml:space="preserve">指少数族裔贷款官员在处理同族裔借款人时，在收集非传统收入证明、语言协助等非结构化信息方面的能力，可减少信息不对称。|||  </w:t>
+        <w:t>学术要点 2：高自由裁量申请（High-Discretion Applications） 指自动化承销系统（AUS）推荐不明确的申请案例，贷款官员在此类案件中的主观判断对审批结果影响显著。|||</w:t>
         <w:br/>
-        <w:t xml:space="preserve">学术要点 2：高自由裁量申请（High-Discretion Applications）|||  </w:t>
+        <w:t>学术要点 3：工具变量日工作安排（Day-of-Week Instrument） 利用分支机构同一工作日历史分配比例作为工具变量，解决贷款官员与借款人匹配的内生性问题。|||</w:t>
         <w:br/>
-        <w:t xml:space="preserve">指自动核保系统（AUS）无法给出明确建议的贷款申请，此时贷款官员的软信息处理能力对审批决策起关键作用。|||  </w:t>
+        <w:t>学术要点 4：同族裔配对效应（Same-Ethnicity Pairing Effect） 当借款人与贷款官员属于相同族裔时，申请完成率提升和违约率下降的效应最为显著。|||</w:t>
         <w:br/>
-        <w:t xml:space="preserve">学术要点 3：工具变量识别策略（Day-of-Week Instrument）|||  </w:t>
-        <w:br/>
-        <w:t xml:space="preserve">通过同一分行同周日前几周少数族裔贷款官员处理申请的比例，构建外生性工具变量解决内生匹配问题。|||  </w:t>
-        <w:br/>
-        <w:t xml:space="preserve">学术要点 4：跨部门异质性分析（Cross-Sectional Heterogeneity）|||  </w:t>
-        <w:br/>
-        <w:t xml:space="preserve">基于收入水平、机构类型（小型银行 vs FinTech）、区域教育/语言特征的分组检验，验证软信息机制的边界条件。|||  </w:t>
-        <w:br/>
-        <w:t xml:space="preserve">学术要点 5：种族匹配效应（Ethnic Concordance Effect）|||  </w:t>
-        <w:br/>
-        <w:t>特定于同种族/族裔的借贷双方匹配对审批通过率和违约率的差异化影响，反映文化相似性在信息生产中的作用。</w:t>
+        <w:t>学术要点 5：机构异质性调节（Institutional Heterogeneity Moderation） 小型银行通过软信息提升审批效率，而金融科技公司因依赖硬信息导致族裔匹配效应弱化。</w:t>
       </w:r>
     </w:p>
     <w:p>
@@ -171,7 +161,7 @@
     </w:p>
     <w:p>
       <w:r>
-        <w:t>图表显示少数族裔贷款官与借款人配对提高贷款批准率并降低违约率。</w:t>
+        <w:t>图表展示少数族裔贷款官与借款人配对对贷款审批及违约率的影响。</w:t>
       </w:r>
     </w:p>
     <w:p>
@@ -212,7 +202,7 @@
     </w:p>
     <w:p>
       <w:r>
-        <w:t>图表显示少数族裔贷款官与借款人配对提高申请通过率并降低违约率。</w:t>
+        <w:t>该图展示了不同族裔贷款员与借款人配对对贷款审批率及违约率的影响。</w:t>
       </w:r>
     </w:p>
     <w:p>
@@ -253,7 +243,7 @@
     </w:p>
     <w:p>
       <w:r>
-        <w:t>该图可能展示了少数族裔贷款官员与借款人配对时的贷款批准率或违约率对比数据。</w:t>
+        <w:t>图D展示了少数族裔贷款官员与借款人配对对贷款审批结果的关联分析。</w:t>
       </w:r>
     </w:p>
     <w:p>
@@ -294,7 +284,7 @@
     </w:p>
     <w:p>
       <w:r>
-        <w:t>图表呈现不同族裔贷款官与借款人匹配对贷款审批及违约率的影响。</w:t>
+        <w:t>图表展示了少数族裔借款人与同族裔贷款官员配对时的信贷审批及违约数据对比。</w:t>
       </w:r>
     </w:p>
     <w:p>
@@ -335,7 +325,7 @@
     </w:p>
     <w:p>
       <w:r>
-        <w:t>图表展示了少数族裔贷款官与借款人配对对贷款审批率的影响。</w:t>
+        <w:t>图表呈现少数族裔贷款官员与借款人配对对贷款审批率及违约率的影响。</w:t>
       </w:r>
     </w:p>
     <w:p>
